--- a/documentacao/Especificacao_Agil_Cupcake_App_v2.docx
+++ b/documentacao/Especificacao_Agil_Cupcake_App_v2.docx
@@ -2305,13 +2305,7 @@
               <w:rPr>
                 <w:rFonts w:ascii="Arial" w:hAnsi="Arial" w:cs="Arial"/>
               </w:rPr>
-              <w:t>nº 1</w:t>
-            </w:r>
-            <w:r>
-              <w:rPr>
-                <w:rFonts w:ascii="Arial" w:hAnsi="Arial" w:cs="Arial"/>
-              </w:rPr>
-              <w:t>6</w:t>
+              <w:t>nº 16</w:t>
             </w:r>
             <w:permEnd w:id="1813521502"/>
           </w:p>
@@ -2388,13 +2382,7 @@
               <w:rPr>
                 <w:rFonts w:ascii="Arial" w:hAnsi="Arial" w:cs="Arial"/>
               </w:rPr>
-              <w:t xml:space="preserve"> B</w:t>
-            </w:r>
-            <w:r>
-              <w:rPr>
-                <w:rFonts w:ascii="Arial" w:hAnsi="Arial" w:cs="Arial"/>
-              </w:rPr>
-              <w:t xml:space="preserve"> </w:t>
+              <w:t xml:space="preserve"> B </w:t>
             </w:r>
             <w:permEnd w:id="1621771807"/>
           </w:p>
@@ -2417,13 +2405,7 @@
               <w:rPr>
                 <w:rFonts w:ascii="Arial" w:hAnsi="Arial" w:cs="Arial"/>
               </w:rPr>
-              <w:t>nº 1</w:t>
-            </w:r>
-            <w:r>
-              <w:rPr>
-                <w:rFonts w:ascii="Arial" w:hAnsi="Arial" w:cs="Arial"/>
-              </w:rPr>
-              <w:t>7</w:t>
+              <w:t>nº 17</w:t>
             </w:r>
             <w:permEnd w:id="1749945400"/>
           </w:p>
@@ -11373,6 +11355,7 @@
         <w:rPr>
           <w:b/>
           <w:bCs/>
+          <w:lang w:val="pt-BR"/>
         </w:rPr>
       </w:pPr>
     </w:p>
@@ -12837,6 +12820,7 @@
         <w:rPr>
           <w:b/>
           <w:bCs/>
+          <w:lang w:val="pt-BR"/>
         </w:rPr>
       </w:pPr>
     </w:p>
@@ -12911,13 +12895,7 @@
         <w:rPr>
           <w:lang w:val="pt-BR"/>
         </w:rPr>
-        <w:t>TELA012</w:t>
-      </w:r>
-      <w:r>
-        <w:rPr>
-          <w:lang w:val="pt-BR"/>
-        </w:rPr>
-        <w:t xml:space="preserve"> </w:t>
+        <w:t xml:space="preserve">TELA012 </w:t>
       </w:r>
       <w:r>
         <w:rPr>
@@ -14368,43 +14346,7 @@
           <w:bCs/>
           <w:lang w:val="pt-BR"/>
         </w:rPr>
-        <w:t xml:space="preserve">Caso </w:t>
-      </w:r>
-      <w:proofErr w:type="spellStart"/>
-      <w:r>
-        <w:rPr>
-          <w:b/>
-          <w:bCs/>
-          <w:lang w:val="pt-BR"/>
-        </w:rPr>
-        <w:t>básico</w:t>
-      </w:r>
-      <w:proofErr w:type="spellEnd"/>
-      <w:r>
-        <w:rPr>
-          <w:b/>
-          <w:bCs/>
-          <w:lang w:val="pt-BR"/>
-        </w:rPr>
-        <w:t xml:space="preserve"> de </w:t>
-      </w:r>
-      <w:proofErr w:type="spellStart"/>
-      <w:r>
-        <w:rPr>
-          <w:b/>
-          <w:bCs/>
-          <w:lang w:val="pt-BR"/>
-        </w:rPr>
-        <w:t>ação</w:t>
-      </w:r>
-      <w:proofErr w:type="spellEnd"/>
-      <w:r>
-        <w:rPr>
-          <w:b/>
-          <w:bCs/>
-          <w:lang w:val="pt-BR"/>
-        </w:rPr>
-        <w:t>:</w:t>
+        <w:t>Caso básico de ação:</w:t>
       </w:r>
     </w:p>
     <w:p>
@@ -14844,43 +14786,7 @@
           <w:bCs/>
           <w:lang w:val="pt-BR"/>
         </w:rPr>
-        <w:t xml:space="preserve">Caso </w:t>
-      </w:r>
-      <w:proofErr w:type="spellStart"/>
-      <w:r>
-        <w:rPr>
-          <w:b/>
-          <w:bCs/>
-          <w:lang w:val="pt-BR"/>
-        </w:rPr>
-        <w:t>básico</w:t>
-      </w:r>
-      <w:proofErr w:type="spellEnd"/>
-      <w:r>
-        <w:rPr>
-          <w:b/>
-          <w:bCs/>
-          <w:lang w:val="pt-BR"/>
-        </w:rPr>
-        <w:t xml:space="preserve"> de </w:t>
-      </w:r>
-      <w:proofErr w:type="spellStart"/>
-      <w:r>
-        <w:rPr>
-          <w:b/>
-          <w:bCs/>
-          <w:lang w:val="pt-BR"/>
-        </w:rPr>
-        <w:t>ação</w:t>
-      </w:r>
-      <w:proofErr w:type="spellEnd"/>
-      <w:r>
-        <w:rPr>
-          <w:b/>
-          <w:bCs/>
-          <w:lang w:val="pt-BR"/>
-        </w:rPr>
-        <w:t>:</w:t>
+        <w:t>Caso básico de ação:</w:t>
       </w:r>
     </w:p>
     <w:p>
@@ -15338,36 +15244,8 @@
           <w:bCs/>
           <w:lang w:val="pt-BR"/>
         </w:rPr>
-        <w:t xml:space="preserve">Caso </w:t>
-      </w:r>
-      <w:proofErr w:type="spellStart"/>
-      <w:r>
-        <w:rPr>
-          <w:b/>
-          <w:bCs/>
-          <w:lang w:val="pt-BR"/>
-        </w:rPr>
-        <w:t>básico</w:t>
-      </w:r>
-      <w:proofErr w:type="spellEnd"/>
-      <w:r>
-        <w:rPr>
-          <w:b/>
-          <w:bCs/>
-          <w:lang w:val="pt-BR"/>
-        </w:rPr>
-        <w:t xml:space="preserve"> de </w:t>
-      </w:r>
-      <w:proofErr w:type="spellStart"/>
-      <w:r>
-        <w:rPr>
-          <w:b/>
-          <w:bCs/>
-          <w:lang w:val="pt-BR"/>
-        </w:rPr>
-        <w:t>ação</w:t>
-      </w:r>
-      <w:proofErr w:type="spellEnd"/>
+        <w:t>Caso básico de ação</w:t>
+      </w:r>
       <w:r>
         <w:rPr>
           <w:lang w:val="pt-BR"/>
@@ -15874,43 +15752,7 @@
           <w:bCs/>
           <w:lang w:val="pt-BR"/>
         </w:rPr>
-        <w:t xml:space="preserve">Caso </w:t>
-      </w:r>
-      <w:proofErr w:type="spellStart"/>
-      <w:r>
-        <w:rPr>
-          <w:b/>
-          <w:bCs/>
-          <w:lang w:val="pt-BR"/>
-        </w:rPr>
-        <w:t>básico</w:t>
-      </w:r>
-      <w:proofErr w:type="spellEnd"/>
-      <w:r>
-        <w:rPr>
-          <w:b/>
-          <w:bCs/>
-          <w:lang w:val="pt-BR"/>
-        </w:rPr>
-        <w:t xml:space="preserve"> de </w:t>
-      </w:r>
-      <w:proofErr w:type="spellStart"/>
-      <w:r>
-        <w:rPr>
-          <w:b/>
-          <w:bCs/>
-          <w:lang w:val="pt-BR"/>
-        </w:rPr>
-        <w:t>ação</w:t>
-      </w:r>
-      <w:proofErr w:type="spellEnd"/>
-      <w:r>
-        <w:rPr>
-          <w:b/>
-          <w:bCs/>
-          <w:lang w:val="pt-BR"/>
-        </w:rPr>
-        <w:t>:</w:t>
+        <w:t>Caso básico de ação:</w:t>
       </w:r>
     </w:p>
     <w:p>
@@ -16594,18 +16436,16 @@
     <w:p>
       <w:pPr>
         <w:pStyle w:val="Ttulo1"/>
-      </w:pPr>
-      <w:r>
+        <w:rPr>
+          <w:lang w:val="pt-BR"/>
+        </w:rPr>
+      </w:pPr>
+      <w:r>
+        <w:rPr>
+          <w:lang w:val="pt-BR"/>
+        </w:rPr>
         <w:lastRenderedPageBreak/>
-        <w:t xml:space="preserve">7. </w:t>
-      </w:r>
-      <w:proofErr w:type="spellStart"/>
-      <w:r>
-        <w:t>Diagrama</w:t>
-      </w:r>
-      <w:proofErr w:type="spellEnd"/>
-      <w:r>
-        <w:t xml:space="preserve"> de classes</w:t>
+        <w:t>7. Diagrama de classes</w:t>
       </w:r>
       <w:r>
         <w:rPr>
@@ -17130,21 +16970,7 @@
         <w:rPr>
           <w:lang w:val="pt-BR"/>
         </w:rPr>
-        <w:t xml:space="preserve"> </w:t>
-      </w:r>
-      <w:proofErr w:type="spellStart"/>
-      <w:r>
-        <w:rPr>
-          <w:lang w:val="pt-BR"/>
-        </w:rPr>
-        <w:t>valida</w:t>
-      </w:r>
-      <w:proofErr w:type="spellEnd"/>
-      <w:r>
-        <w:rPr>
-          <w:lang w:val="pt-BR"/>
-        </w:rPr>
-        <w:t xml:space="preserve"> os dados recebidos (</w:t>
+        <w:t xml:space="preserve"> valida os dados recebidos (</w:t>
       </w:r>
       <w:proofErr w:type="spellStart"/>
       <w:r>
@@ -17392,16 +17218,19 @@
         </w:rPr>
         <w:t xml:space="preserve">9. </w:t>
       </w:r>
-      <w:r>
-        <w:t xml:space="preserve">Mockups das </w:t>
-      </w:r>
       <w:proofErr w:type="spellStart"/>
       <w:r>
-        <w:t>Telas</w:t>
+        <w:rPr>
+          <w:lang w:val="pt-BR"/>
+        </w:rPr>
+        <w:t>Mockups</w:t>
       </w:r>
       <w:proofErr w:type="spellEnd"/>
       <w:r>
-        <w:t xml:space="preserve"> (v2.0)</w:t>
+        <w:rPr>
+          <w:lang w:val="pt-BR"/>
+        </w:rPr>
+        <w:t xml:space="preserve"> das Telas (v2.0)</w:t>
       </w:r>
     </w:p>
     <w:p>
@@ -17973,6 +17802,7 @@
       </w:pPr>
       <w:r>
         <w:rPr>
+          <w:noProof/>
           <w:lang w:val="pt-BR"/>
         </w:rPr>
         <w:drawing>
@@ -18128,6 +17958,7 @@
       </w:pPr>
       <w:r>
         <w:rPr>
+          <w:noProof/>
           <w:lang w:val="pt-BR"/>
         </w:rPr>
         <w:drawing>
@@ -18465,6 +18296,7 @@
       </w:pPr>
       <w:r>
         <w:rPr>
+          <w:noProof/>
           <w:lang w:val="pt-BR"/>
         </w:rPr>
         <w:drawing>
@@ -18985,6 +18817,7 @@
       </w:pPr>
       <w:r>
         <w:rPr>
+          <w:noProof/>
           <w:lang w:val="pt-BR"/>
         </w:rPr>
         <w:drawing>
@@ -19168,6 +19001,7 @@
       </w:pPr>
       <w:r>
         <w:rPr>
+          <w:noProof/>
           <w:lang w:val="pt-BR"/>
         </w:rPr>
         <w:drawing>
@@ -19648,6 +19482,7 @@
       </w:pPr>
       <w:r>
         <w:rPr>
+          <w:noProof/>
           <w:lang w:val="pt-BR"/>
         </w:rPr>
         <w:drawing>
@@ -20000,6 +19835,7 @@
       </w:pPr>
       <w:r>
         <w:rPr>
+          <w:noProof/>
           <w:lang w:val="pt-BR"/>
         </w:rPr>
         <w:drawing>
@@ -20431,6 +20267,7 @@
       <w:r>
         <w:rPr>
           <w:noProof/>
+          <w:lang w:val="pt-BR"/>
         </w:rPr>
         <w:t>Acesso Administrativo</w:t>
       </w:r>
@@ -20535,6 +20372,7 @@
       </w:pPr>
       <w:r>
         <w:rPr>
+          <w:noProof/>
           <w:lang w:val="pt-BR"/>
         </w:rPr>
         <w:drawing>
@@ -20702,6 +20540,7 @@
       </w:pPr>
       <w:r>
         <w:rPr>
+          <w:noProof/>
           <w:lang w:val="pt-BR"/>
         </w:rPr>
         <w:drawing>
@@ -21034,6 +20873,7 @@
       </w:pPr>
       <w:r>
         <w:rPr>
+          <w:noProof/>
           <w:lang w:val="pt-BR"/>
         </w:rPr>
         <w:drawing>
@@ -21218,6 +21058,7 @@
       </w:pPr>
       <w:r>
         <w:rPr>
+          <w:noProof/>
           <w:lang w:val="pt-BR"/>
         </w:rPr>
         <w:drawing>
@@ -21499,6 +21340,7 @@
       </w:pPr>
       <w:r>
         <w:rPr>
+          <w:noProof/>
           <w:lang w:val="pt-BR"/>
         </w:rPr>
         <w:drawing>
@@ -28295,6 +28137,7 @@
   <w:style w:type="character" w:default="1" w:styleId="Fontepargpadro">
     <w:name w:val="Default Paragraph Font"/>
     <w:uiPriority w:val="1"/>
+    <w:semiHidden/>
     <w:unhideWhenUsed/>
   </w:style>
   <w:style w:type="table" w:default="1" w:styleId="Tabelanormal">
